--- a/Project Documents/721814 SOP/721814 SOP/RSU/Site selection - nonselection CS_TP_RSU0004 Revision 5.docx
+++ b/Project Documents/721814 SOP/721814 SOP/RSU/Site selection - nonselection CS_TP_RSU0004 Revision 5.docx
@@ -790,119 +790,8 @@
                 <w:szCs w:val="20"/>
               </w:rPr>
               <mc:AlternateContent>
-                <mc:Choice Requires="wps">
-                  <w:drawing>
-                    <wp:anchor distT="0" distB="0" distL="114300" distR="114300" simplePos="0" relativeHeight="251659264" behindDoc="0" locked="0" layoutInCell="1" allowOverlap="1" wp14:anchorId="7F50DC9C" wp14:editId="5C2C514B">
-                      <wp:simplePos x="0" y="0"/>
-                      <wp:positionH relativeFrom="column">
-                        <wp:posOffset>4125595</wp:posOffset>
-                      </wp:positionH>
-                      <wp:positionV relativeFrom="paragraph">
-                        <wp:posOffset>-85725</wp:posOffset>
-                      </wp:positionV>
-                      <wp:extent cx="2453640" cy="266700"/>
-                      <wp:effectExtent l="0" t="0" r="0" b="1905"/>
-                      <wp:wrapNone/>
-                      <wp:docPr id="5" name="Text Box 5"/>
-                      <wp:cNvGraphicFramePr>
-                        <a:graphicFrameLocks xmlns:a="http://schemas.openxmlformats.org/drawingml/2006/main"/>
-                      </wp:cNvGraphicFramePr>
-                      <a:graphic xmlns:a="http://schemas.openxmlformats.org/drawingml/2006/main">
-                        <a:graphicData uri="http://schemas.microsoft.com/office/word/2010/wordprocessingShape">
-                          <wps:wsp>
-                            <wps:cNvSpPr txBox="1">
-                              <a:spLocks noChangeArrowheads="1"/>
-                            </wps:cNvSpPr>
-                            <wps:spPr bwMode="auto">
-                              <a:xfrm>
-                                <a:off x="0" y="0"/>
-                                <a:ext cx="2453640" cy="266700"/>
-                              </a:xfrm>
-                              <a:prstGeom prst="rect">
-                                <a:avLst/>
-                              </a:prstGeom>
-                              <a:solidFill>
-                                <a:srgbClr val="FFFFFF"/>
-                              </a:solidFill>
-                              <a:ln>
-                                <a:noFill/>
-                              </a:ln>
-                              <a:extLst>
-                                <a:ext uri="{91240B29-F687-4F45-9708-019B960494DF}">
-                                  <a14:hiddenLine xmlns:a14="http://schemas.microsoft.com/office/drawing/2010/main" w="9525">
-                                    <a:solidFill>
-                                      <a:srgbClr val="000000"/>
-                                    </a:solidFill>
-                                    <a:miter lim="800000"/>
-                                    <a:headEnd/>
-                                    <a:tailEnd/>
-                                  </a14:hiddenLine>
-                                </a:ext>
-                              </a:extLst>
-                            </wps:spPr>
-                            <wps:txbx>
-                              <w:txbxContent>
-                                <w:p>
-                                  <w:pPr>
-                                    <w:jc w:val="center"/>
-                                    <w:rPr>
-                                      <w:color w:val="FF0000"/>
-                                    </w:rPr>
-                                  </w:pPr>
-                                  <w:r>
-                                    <w:rPr>
-                                      <w:color w:val="FF0000"/>
-                                      <w:highlight w:val="lightGray"/>
-                                    </w:rPr>
-                                    <w:t>&lt;Date&gt;</w:t>
-                                  </w:r>
-                                </w:p>
-                              </w:txbxContent>
-                            </wps:txbx>
-                            <wps:bodyPr rot="0" vert="horz" wrap="square" lIns="91440" tIns="45720" rIns="91440" bIns="45720" anchor="t" anchorCtr="0" upright="1">
-                              <a:spAutoFit/>
-                            </wps:bodyPr>
-                          </wps:wsp>
-                        </a:graphicData>
-                      </a:graphic>
-                      <wp14:sizeRelH relativeFrom="margin">
-                        <wp14:pctWidth>40000</wp14:pctWidth>
-                      </wp14:sizeRelH>
-                      <wp14:sizeRelV relativeFrom="margin">
-                        <wp14:pctHeight>20000</wp14:pctHeight>
-                      </wp14:sizeRelV>
-                    </wp:anchor>
-                  </w:drawing>
-                </mc:Choice>
-                <mc:Fallback>
-                  <w:pict>
-                    <v:shapetype w14:anchorId="7F50DC9C" id="_x0000_t202" coordsize="21600,21600" o:spt="202" path="m,l,21600r21600,l21600,xe">
-                      <v:stroke joinstyle="miter"/>
-                      <v:path gradientshapeok="t" o:connecttype="rect"/>
-                    </v:shapetype>
-                    <v:shape id="Text Box 5" o:spid="_x0000_s1026" type="#_x0000_t202" style="position:absolute;margin-left:324.85pt;margin-top:-6.75pt;width:193.2pt;height:21pt;z-index:251659264;visibility:visible;mso-wrap-style:square;mso-width-percent:400;mso-height-percent:200;mso-wrap-distance-left:9pt;mso-wrap-distance-top:0;mso-wrap-distance-right:9pt;mso-wrap-distance-bottom:0;mso-position-horizontal:absolute;mso-position-horizontal-relative:text;mso-position-vertical:absolute;mso-position-vertical-relative:text;mso-width-percent:400;mso-height-percent:200;mso-width-relative:margin;mso-height-relative:margin;v-text-anchor:top" o:gfxdata="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" stroked="f">
-                      <v:textbox style="mso-fit-shape-to-text:t">
-                        <w:txbxContent>
-                          <w:p>
-                            <w:pPr>
-                              <w:jc w:val="center"/>
-                              <w:rPr>
-                                <w:color w:val="FF0000"/>
-                              </w:rPr>
-                            </w:pPr>
-                            <w:r>
-                              <w:rPr>
-                                <w:color w:val="FF0000"/>
-                                <w:highlight w:val="lightGray"/>
-                              </w:rPr>
-                              <w:t>&lt;Date&gt;</w:t>
-                            </w:r>
-                          </w:p>
-                        </w:txbxContent>
-                      </v:textbox>
-                    </v:shape>
-                  </w:pict>
-                </mc:Fallback>
+                <mc:Choice Requires="wps"/>
+                <mc:Fallback/>
               </mc:AlternateContent>
             </w:r>
             <w:r>
@@ -3608,115 +3497,8 @@
                 <w:szCs w:val="20"/>
               </w:rPr>
               <mc:AlternateContent>
-                <mc:Choice Requires="wps">
-                  <w:drawing>
-                    <wp:anchor distT="0" distB="0" distL="114300" distR="114300" simplePos="0" relativeHeight="251661312" behindDoc="0" locked="0" layoutInCell="1" allowOverlap="1" wp14:anchorId="2B379791" wp14:editId="0EBE700B">
-                      <wp:simplePos x="0" y="0"/>
-                      <wp:positionH relativeFrom="column">
-                        <wp:posOffset>3754120</wp:posOffset>
-                      </wp:positionH>
-                      <wp:positionV relativeFrom="paragraph">
-                        <wp:posOffset>-136525</wp:posOffset>
-                      </wp:positionV>
-                      <wp:extent cx="2390775" cy="266700"/>
-                      <wp:effectExtent l="3175" t="0" r="0" b="635"/>
-                      <wp:wrapNone/>
-                      <wp:docPr id="4" name="Text Box 6"/>
-                      <wp:cNvGraphicFramePr>
-                        <a:graphicFrameLocks xmlns:a="http://schemas.openxmlformats.org/drawingml/2006/main"/>
-                      </wp:cNvGraphicFramePr>
-                      <a:graphic xmlns:a="http://schemas.openxmlformats.org/drawingml/2006/main">
-                        <a:graphicData uri="http://schemas.microsoft.com/office/word/2010/wordprocessingShape">
-                          <wps:wsp>
-                            <wps:cNvSpPr txBox="1">
-                              <a:spLocks noChangeArrowheads="1"/>
-                            </wps:cNvSpPr>
-                            <wps:spPr bwMode="auto">
-                              <a:xfrm>
-                                <a:off x="0" y="0"/>
-                                <a:ext cx="2390775" cy="266700"/>
-                              </a:xfrm>
-                              <a:prstGeom prst="rect">
-                                <a:avLst/>
-                              </a:prstGeom>
-                              <a:solidFill>
-                                <a:srgbClr val="FFFFFF"/>
-                              </a:solidFill>
-                              <a:ln>
-                                <a:noFill/>
-                              </a:ln>
-                              <a:extLst>
-                                <a:ext uri="{91240B29-F687-4F45-9708-019B960494DF}">
-                                  <a14:hiddenLine xmlns:a14="http://schemas.microsoft.com/office/drawing/2010/main" w="9525">
-                                    <a:solidFill>
-                                      <a:srgbClr val="000000"/>
-                                    </a:solidFill>
-                                    <a:miter lim="800000"/>
-                                    <a:headEnd/>
-                                    <a:tailEnd/>
-                                  </a14:hiddenLine>
-                                </a:ext>
-                              </a:extLst>
-                            </wps:spPr>
-                            <wps:txbx>
-                              <w:txbxContent>
-                                <w:p>
-                                  <w:pPr>
-                                    <w:jc w:val="center"/>
-                                    <w:rPr>
-                                      <w:color w:val="FF0000"/>
-                                    </w:rPr>
-                                  </w:pPr>
-                                  <w:r>
-                                    <w:rPr>
-                                      <w:color w:val="FF0000"/>
-                                      <w:highlight w:val="lightGray"/>
-                                    </w:rPr>
-                                    <w:t>&lt;Date&gt;</w:t>
-                                  </w:r>
-                                </w:p>
-                              </w:txbxContent>
-                            </wps:txbx>
-                            <wps:bodyPr rot="0" vert="horz" wrap="square" lIns="91440" tIns="45720" rIns="91440" bIns="45720" anchor="t" anchorCtr="0" upright="1">
-                              <a:spAutoFit/>
-                            </wps:bodyPr>
-                          </wps:wsp>
-                        </a:graphicData>
-                      </a:graphic>
-                      <wp14:sizeRelH relativeFrom="margin">
-                        <wp14:pctWidth>40000</wp14:pctWidth>
-                      </wp14:sizeRelH>
-                      <wp14:sizeRelV relativeFrom="margin">
-                        <wp14:pctHeight>20000</wp14:pctHeight>
-                      </wp14:sizeRelV>
-                    </wp:anchor>
-                  </w:drawing>
-                </mc:Choice>
-                <mc:Fallback>
-                  <w:pict>
-                    <v:shape w14:anchorId="2B379791" id="Text Box 6" o:spid="_x0000_s1027" type="#_x0000_t202" style="position:absolute;margin-left:295.6pt;margin-top:-10.75pt;width:188.25pt;height:21pt;z-index:251661312;visibility:visible;mso-wrap-style:square;mso-width-percent:400;mso-height-percent:200;mso-wrap-distance-left:9pt;mso-wrap-distance-top:0;mso-wrap-distance-right:9pt;mso-wrap-distance-bottom:0;mso-position-horizontal:absolute;mso-position-horizontal-relative:text;mso-position-vertical:absolute;mso-position-vertical-relative:text;mso-width-percent:400;mso-height-percent:200;mso-width-relative:margin;mso-height-relative:margin;v-text-anchor:top" o:gfxdata="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" stroked="f">
-                      <v:textbox style="mso-fit-shape-to-text:t">
-                        <w:txbxContent>
-                          <w:p>
-                            <w:pPr>
-                              <w:jc w:val="center"/>
-                              <w:rPr>
-                                <w:color w:val="FF0000"/>
-                              </w:rPr>
-                            </w:pPr>
-                            <w:r>
-                              <w:rPr>
-                                <w:color w:val="FF0000"/>
-                                <w:highlight w:val="lightGray"/>
-                              </w:rPr>
-                              <w:t>&lt;Date&gt;</w:t>
-                            </w:r>
-                          </w:p>
-                        </w:txbxContent>
-                      </v:textbox>
-                    </v:shape>
-                  </w:pict>
-                </mc:Fallback>
+                <mc:Choice Requires="wps"/>
+                <mc:Fallback/>
               </mc:AlternateContent>
             </w:r>
             <w:r>
@@ -5182,115 +4964,8 @@
                 <w:szCs w:val="20"/>
               </w:rPr>
               <mc:AlternateContent>
-                <mc:Choice Requires="wps">
-                  <w:drawing>
-                    <wp:anchor distT="0" distB="0" distL="114300" distR="114300" simplePos="0" relativeHeight="251663360" behindDoc="0" locked="0" layoutInCell="1" allowOverlap="1" wp14:anchorId="3ADD0BB8" wp14:editId="4D1774C0">
-                      <wp:simplePos x="0" y="0"/>
-                      <wp:positionH relativeFrom="column">
-                        <wp:posOffset>3754120</wp:posOffset>
-                      </wp:positionH>
-                      <wp:positionV relativeFrom="paragraph">
-                        <wp:posOffset>65405</wp:posOffset>
-                      </wp:positionV>
-                      <wp:extent cx="2390775" cy="266700"/>
-                      <wp:effectExtent l="3175" t="3175" r="0" b="0"/>
-                      <wp:wrapNone/>
-                      <wp:docPr id="1" name="Text Box 8"/>
-                      <wp:cNvGraphicFramePr>
-                        <a:graphicFrameLocks xmlns:a="http://schemas.openxmlformats.org/drawingml/2006/main"/>
-                      </wp:cNvGraphicFramePr>
-                      <a:graphic xmlns:a="http://schemas.openxmlformats.org/drawingml/2006/main">
-                        <a:graphicData uri="http://schemas.microsoft.com/office/word/2010/wordprocessingShape">
-                          <wps:wsp>
-                            <wps:cNvSpPr txBox="1">
-                              <a:spLocks noChangeArrowheads="1"/>
-                            </wps:cNvSpPr>
-                            <wps:spPr bwMode="auto">
-                              <a:xfrm>
-                                <a:off x="0" y="0"/>
-                                <a:ext cx="2390775" cy="266700"/>
-                              </a:xfrm>
-                              <a:prstGeom prst="rect">
-                                <a:avLst/>
-                              </a:prstGeom>
-                              <a:solidFill>
-                                <a:srgbClr val="FFFFFF"/>
-                              </a:solidFill>
-                              <a:ln>
-                                <a:noFill/>
-                              </a:ln>
-                              <a:extLst>
-                                <a:ext uri="{91240B29-F687-4F45-9708-019B960494DF}">
-                                  <a14:hiddenLine xmlns:a14="http://schemas.microsoft.com/office/drawing/2010/main" w="9525">
-                                    <a:solidFill>
-                                      <a:srgbClr val="000000"/>
-                                    </a:solidFill>
-                                    <a:miter lim="800000"/>
-                                    <a:headEnd/>
-                                    <a:tailEnd/>
-                                  </a14:hiddenLine>
-                                </a:ext>
-                              </a:extLst>
-                            </wps:spPr>
-                            <wps:txbx>
-                              <w:txbxContent>
-                                <w:p>
-                                  <w:pPr>
-                                    <w:jc w:val="center"/>
-                                    <w:rPr>
-                                      <w:color w:val="FF0000"/>
-                                    </w:rPr>
-                                  </w:pPr>
-                                  <w:r>
-                                    <w:rPr>
-                                      <w:color w:val="FF0000"/>
-                                      <w:highlight w:val="lightGray"/>
-                                    </w:rPr>
-                                    <w:t>&lt;Date&gt;</w:t>
-                                  </w:r>
-                                </w:p>
-                              </w:txbxContent>
-                            </wps:txbx>
-                            <wps:bodyPr rot="0" vert="horz" wrap="square" lIns="91440" tIns="45720" rIns="91440" bIns="45720" anchor="t" anchorCtr="0" upright="1">
-                              <a:spAutoFit/>
-                            </wps:bodyPr>
-                          </wps:wsp>
-                        </a:graphicData>
-                      </a:graphic>
-                      <wp14:sizeRelH relativeFrom="margin">
-                        <wp14:pctWidth>40000</wp14:pctWidth>
-                      </wp14:sizeRelH>
-                      <wp14:sizeRelV relativeFrom="margin">
-                        <wp14:pctHeight>20000</wp14:pctHeight>
-                      </wp14:sizeRelV>
-                    </wp:anchor>
-                  </w:drawing>
-                </mc:Choice>
-                <mc:Fallback>
-                  <w:pict>
-                    <v:shape w14:anchorId="3ADD0BB8" id="Text Box 8" o:spid="_x0000_s1028" type="#_x0000_t202" style="position:absolute;margin-left:295.6pt;margin-top:5.15pt;width:188.25pt;height:21pt;z-index:251663360;visibility:visible;mso-wrap-style:square;mso-width-percent:400;mso-height-percent:200;mso-wrap-distance-left:9pt;mso-wrap-distance-top:0;mso-wrap-distance-right:9pt;mso-wrap-distance-bottom:0;mso-position-horizontal:absolute;mso-position-horizontal-relative:text;mso-position-vertical:absolute;mso-position-vertical-relative:text;mso-width-percent:400;mso-height-percent:200;mso-width-relative:margin;mso-height-relative:margin;v-text-anchor:top" o:gfxdata="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" stroked="f">
-                      <v:textbox style="mso-fit-shape-to-text:t">
-                        <w:txbxContent>
-                          <w:p>
-                            <w:pPr>
-                              <w:jc w:val="center"/>
-                              <w:rPr>
-                                <w:color w:val="FF0000"/>
-                              </w:rPr>
-                            </w:pPr>
-                            <w:r>
-                              <w:rPr>
-                                <w:color w:val="FF0000"/>
-                                <w:highlight w:val="lightGray"/>
-                              </w:rPr>
-                              <w:t>&lt;Date&gt;</w:t>
-                            </w:r>
-                          </w:p>
-                        </w:txbxContent>
-                      </v:textbox>
-                    </v:shape>
-                  </w:pict>
-                </mc:Fallback>
+                <mc:Choice Requires="wps"/>
+                <mc:Fallback/>
               </mc:AlternateContent>
             </w:r>
           </w:p>
@@ -7334,6 +7009,8 @@
       <w:footerReference w:type="default" r:id="rId9"/>
       <w:headerReference w:type="first" r:id="rId10"/>
       <w:footerReference w:type="first" r:id="rId11"/>
+      <w:headerReference w:type="even" r:id="rId14"/>
+      <w:footerReference w:type="even" r:id="rId15"/>
       <w:pgSz w:w="12240" w:h="15840" w:code="1"/>
       <w:pgMar w:top="1440" w:right="1440" w:bottom="1440" w:left="1134" w:header="720" w:footer="432" w:gutter="0"/>
       <w:paperSrc w:first="1" w:other="1"/>
@@ -7777,6 +7454,16 @@
 </w:ftr>
 </file>
 
+<file path=word/footer3.xml><?xml version="1.0" encoding="utf-8"?>
+<w:ftr xmlns:m="http://schemas.openxmlformats.org/officeDocument/2006/math" xmlns:mc="http://schemas.openxmlformats.org/markup-compatibility/2006" xmlns:mo="http://schemas.microsoft.com/office/mac/office/2008/main" xmlns:mv="urn:schemas-microsoft-com:mac:vml" xmlns:o="urn:schemas-microsoft-com:office:office" xmlns:r="http://schemas.openxmlformats.org/officeDocument/2006/relationships" xmlns:v="urn:schemas-microsoft-com:vml" xmlns:w10="urn:schemas-microsoft-com:office:word" xmlns:w14="http://schemas.microsoft.com/office/word/2010/wordml" xmlns:w="http://schemas.openxmlformats.org/wordprocessingml/2006/main" xmlns:wne="http://schemas.microsoft.com/office/word/2006/wordml" xmlns:wp14="http://schemas.microsoft.com/office/word/2010/wordprocessingDrawing" xmlns:wp="http://schemas.openxmlformats.org/drawingml/2006/wordprocessingDrawing" xmlns:wpc="http://schemas.microsoft.com/office/word/2010/wordprocessingCanvas" xmlns:wpg="http://schemas.microsoft.com/office/word/2010/wordprocessingGroup" xmlns:wpi="http://schemas.microsoft.com/office/word/2010/wordprocessingInk" xmlns:wps="http://schemas.microsoft.com/office/word/2010/wordprocessingShape" mc:Ignorable="w14 wp14">
+  <w:p>
+    <w:pPr>
+      <w:pStyle w:val="Footer"/>
+    </w:pPr>
+  </w:p>
+</w:ftr>
+</file>
+
 <file path=word/footnotes.xml><?xml version="1.0" encoding="utf-8"?>
 <w:footnotes xmlns:wpc="http://schemas.microsoft.com/office/word/2010/wordprocessingCanvas" xmlns:cx="http://schemas.microsoft.com/office/drawing/2014/chartex" xmlns:cx1="http://schemas.microsoft.com/office/drawing/2015/9/8/chartex" xmlns:cx2="http://schemas.microsoft.com/office/drawing/2015/10/21/chartex" xmlns:cx3="http://schemas.microsoft.com/office/drawing/2016/5/9/chartex" xmlns:cx4="http://schemas.microsoft.com/office/drawing/2016/5/10/chartex" xmlns:cx5="http://schemas.microsoft.com/office/drawing/2016/5/11/chartex" xmlns:cx6="http://schemas.microsoft.com/office/drawing/2016/5/12/chartex" xmlns:cx7="http://schemas.microsoft.com/office/drawing/2016/5/13/chartex" xmlns:cx8="http://schemas.microsoft.com/office/drawing/2016/5/14/chartex" xmlns:mc="http://schemas.openxmlformats.org/markup-compatibility/2006" xmlns:aink="http://schemas.microsoft.com/office/drawing/2016/ink" xmlns:am3d="http://schemas.microsoft.com/office/drawing/2017/model3d" xmlns:o="urn:schemas-microsoft-com:office:office" xmlns:r="http://schemas.openxmlformats.org/officeDocument/2006/relationships" xmlns:m="http://schemas.openxmlformats.org/officeDocument/2006/math" xmlns:v="urn:schemas-microsoft-com:vml" xmlns:wp14="http://schemas.microsoft.com/office/word/2010/wordprocessingDrawing" xmlns:wp="http://schemas.openxmlformats.org/drawingml/2006/wordprocessingDrawing" xmlns:w10="urn:schemas-microsoft-com:office:word" xmlns:w="http://schemas.openxmlformats.org/wordprocessingml/2006/main" xmlns:w14="http://schemas.microsoft.com/office/word/2010/wordml" xmlns:w15="http://schemas.microsoft.com/office/word/2012/wordml" xmlns:w16cid="http://schemas.microsoft.com/office/word/2016/wordml/cid" xmlns:w16se="http://schemas.microsoft.com/office/word/2015/wordml/symex" xmlns:wpg="http://schemas.microsoft.com/office/word/2010/wordprocessingGroup" xmlns:wpi="http://schemas.microsoft.com/office/word/2010/wordprocessingInk" xmlns:wne="http://schemas.microsoft.com/office/word/2006/wordml" xmlns:wps="http://schemas.microsoft.com/office/word/2010/wordprocessingShape" mc:Ignorable="w14 w15 w16se w16cid wp14">
   <w:footnote w:type="separator" w:id="-1">
@@ -7837,41 +7524,6 @@
               <w:sz w:val="20"/>
               <w:szCs w:val="20"/>
             </w:rPr>
-            <w:drawing>
-              <wp:inline distT="0" distB="0" distL="0" distR="0" wp14:anchorId="5EA44746" wp14:editId="5F4F3646">
-                <wp:extent cx="2314286" cy="666667"/>
-                <wp:effectExtent l="0" t="0" r="0" b="635"/>
-                <wp:docPr id="15" name="Picture 15"/>
-                <wp:cNvGraphicFramePr>
-                  <a:graphicFrameLocks xmlns:a="http://schemas.openxmlformats.org/drawingml/2006/main" noChangeAspect="1"/>
-                </wp:cNvGraphicFramePr>
-                <a:graphic xmlns:a="http://schemas.openxmlformats.org/drawingml/2006/main">
-                  <a:graphicData uri="http://schemas.openxmlformats.org/drawingml/2006/picture">
-                    <pic:pic xmlns:pic="http://schemas.openxmlformats.org/drawingml/2006/picture">
-                      <pic:nvPicPr>
-                        <pic:cNvPr id="1" name=""/>
-                        <pic:cNvPicPr/>
-                      </pic:nvPicPr>
-                      <pic:blipFill>
-                        <a:blip r:embed="rId1"/>
-                        <a:stretch>
-                          <a:fillRect/>
-                        </a:stretch>
-                      </pic:blipFill>
-                      <pic:spPr>
-                        <a:xfrm>
-                          <a:off x="0" y="0"/>
-                          <a:ext cx="2314286" cy="666667"/>
-                        </a:xfrm>
-                        <a:prstGeom prst="rect">
-                          <a:avLst/>
-                        </a:prstGeom>
-                      </pic:spPr>
-                    </pic:pic>
-                  </a:graphicData>
-                </a:graphic>
-              </wp:inline>
-            </w:drawing>
           </w:r>
         </w:p>
       </w:tc>
@@ -8126,41 +7778,6 @@
               <w:sz w:val="20"/>
               <w:szCs w:val="20"/>
             </w:rPr>
-            <w:drawing>
-              <wp:inline distT="0" distB="0" distL="0" distR="0" wp14:anchorId="0A48FAB6" wp14:editId="2CC6DEED">
-                <wp:extent cx="2314286" cy="666667"/>
-                <wp:effectExtent l="0" t="0" r="0" b="635"/>
-                <wp:docPr id="24" name="Picture 24"/>
-                <wp:cNvGraphicFramePr>
-                  <a:graphicFrameLocks xmlns:a="http://schemas.openxmlformats.org/drawingml/2006/main" noChangeAspect="1"/>
-                </wp:cNvGraphicFramePr>
-                <a:graphic xmlns:a="http://schemas.openxmlformats.org/drawingml/2006/main">
-                  <a:graphicData uri="http://schemas.openxmlformats.org/drawingml/2006/picture">
-                    <pic:pic xmlns:pic="http://schemas.openxmlformats.org/drawingml/2006/picture">
-                      <pic:nvPicPr>
-                        <pic:cNvPr id="1" name=""/>
-                        <pic:cNvPicPr/>
-                      </pic:nvPicPr>
-                      <pic:blipFill>
-                        <a:blip r:embed="rId1"/>
-                        <a:stretch>
-                          <a:fillRect/>
-                        </a:stretch>
-                      </pic:blipFill>
-                      <pic:spPr>
-                        <a:xfrm>
-                          <a:off x="0" y="0"/>
-                          <a:ext cx="2314286" cy="666667"/>
-                        </a:xfrm>
-                        <a:prstGeom prst="rect">
-                          <a:avLst/>
-                        </a:prstGeom>
-                      </pic:spPr>
-                    </pic:pic>
-                  </a:graphicData>
-                </a:graphic>
-              </wp:inline>
-            </w:drawing>
           </w:r>
         </w:p>
       </w:tc>
@@ -8344,6 +7961,16 @@
       </w:tc>
     </w:tr>
   </w:tbl>
+  <w:p>
+    <w:pPr>
+      <w:pStyle w:val="Header"/>
+    </w:pPr>
+  </w:p>
+</w:hdr>
+</file>
+
+<file path=word/header3.xml><?xml version="1.0" encoding="utf-8"?>
+<w:hdr xmlns:m="http://schemas.openxmlformats.org/officeDocument/2006/math" xmlns:mc="http://schemas.openxmlformats.org/markup-compatibility/2006" xmlns:mo="http://schemas.microsoft.com/office/mac/office/2008/main" xmlns:mv="urn:schemas-microsoft-com:mac:vml" xmlns:o="urn:schemas-microsoft-com:office:office" xmlns:r="http://schemas.openxmlformats.org/officeDocument/2006/relationships" xmlns:v="urn:schemas-microsoft-com:vml" xmlns:w10="urn:schemas-microsoft-com:office:word" xmlns:w14="http://schemas.microsoft.com/office/word/2010/wordml" xmlns:w="http://schemas.openxmlformats.org/wordprocessingml/2006/main" xmlns:wne="http://schemas.microsoft.com/office/word/2006/wordml" xmlns:wp14="http://schemas.microsoft.com/office/word/2010/wordprocessingDrawing" xmlns:wp="http://schemas.openxmlformats.org/drawingml/2006/wordprocessingDrawing" xmlns:wpc="http://schemas.microsoft.com/office/word/2010/wordprocessingCanvas" xmlns:wpg="http://schemas.microsoft.com/office/word/2010/wordprocessingGroup" xmlns:wpi="http://schemas.microsoft.com/office/word/2010/wordprocessingInk" xmlns:wps="http://schemas.microsoft.com/office/word/2010/wordprocessingShape" mc:Ignorable="w14 wp14">
   <w:p>
     <w:pPr>
       <w:pStyle w:val="Header"/>
